--- a/en/files/assignments/Proposal_Rubric.docx
+++ b/en/files/assignments/Proposal_Rubric.docx
@@ -15,7 +15,7 @@
         <w:pStyle w:val="Subtitle"/>
       </w:pPr>
       <w:r>
-        <w:t>Foundations of Clinical Research: From Clinical Question to Publication</w:t>
+        <w:t>Foundations of Clinical Research — Level 1: From Clinical Question to Publication</w:t>
       </w:r>
     </w:p>
     <w:p>
@@ -4635,7 +4635,7 @@
         <w:color w:val="04242F"/>
         <w:sz w:val="16"/>
       </w:rPr>
-      <w:t>Foundations of Clinical Research  ·  Proposal rubric and feedback form</w:t>
+      <w:t>Foundations of Clinical Research — Level 1  ·  Proposal rubric and feedback form</w:t>
     </w:r>
     <w:r>
       <w:tab/>

--- a/en/files/assignments/Proposal_Rubric.docx
+++ b/en/files/assignments/Proposal_Rubric.docx
@@ -7,7 +7,7 @@
         <w:pStyle w:val="Title"/>
       </w:pPr>
       <w:r>
-        <w:t>Group Proposal — Marking Rubric and Feedback Form</w:t>
+        <w:t>Group Proposal: Marking Rubric and Feedback Form</w:t>
       </w:r>
     </w:p>
     <w:p>
@@ -15,7 +15,7 @@
         <w:pStyle w:val="Subtitle"/>
       </w:pPr>
       <w:r>
-        <w:t>Foundations of Clinical Research — Level 1: From Clinical Question to Publication</w:t>
+        <w:t>Foundations of Clinical Research · Level 1: From Clinical Question to Publication</w:t>
       </w:r>
     </w:p>
     <w:p>
@@ -26,13 +26,16 @@
         <w:t>Organisation:</w:t>
       </w:r>
       <w:r>
-        <w:t xml:space="preserve"> Neudata — </w:t>
+        <w:t xml:space="preserve"> Neudata (</w:t>
       </w:r>
       <w:r>
         <w:rPr>
           <w:i/>
         </w:rPr>
         <w:t>#ClearDataClearImpact</w:t>
+      </w:r>
+      <w:r>
+        <w:t>)</w:t>
       </w:r>
     </w:p>
     <w:p>
@@ -43,7 +46,7 @@
         <w:t>Total:</w:t>
       </w:r>
       <w:r>
-        <w:t xml:space="preserve"> 100 points — written proposal and publication plan 70 + presentation 30</w:t>
+        <w:t xml:space="preserve"> 100 points: written proposal and publication plan 70 + presentation 30</w:t>
       </w:r>
     </w:p>
     <w:p>
@@ -162,7 +165,7 @@
         <w:t>one comment per criterion that loses points</w:t>
       </w:r>
       <w:r>
-        <w:t xml:space="preserve"> — what to add or change. These comments are the most valuable part of the feedback.</w:t>
+        <w:t>, saying what to add or change. These comments are the most valuable part of the feedback.</w:t>
       </w:r>
     </w:p>
     <w:p>
@@ -202,7 +205,7 @@
         <w:t>Excellent</w:t>
       </w:r>
       <w:r>
-        <w:t xml:space="preserve"> — complete, correct and specific; </w:t>
+        <w:t xml:space="preserve">: complete, correct and specific. </w:t>
       </w:r>
       <w:r>
         <w:rPr>
@@ -211,7 +214,7 @@
         <w:t>Good</w:t>
       </w:r>
       <w:r>
-        <w:t xml:space="preserve"> — mostly complete and correct, minor gaps; </w:t>
+        <w:t xml:space="preserve">: mostly complete and correct, minor gaps. </w:t>
       </w:r>
       <w:r>
         <w:rPr>
@@ -220,7 +223,7 @@
         <w:t>Needs work</w:t>
       </w:r>
       <w:r>
-        <w:t xml:space="preserve"> — present but vague, incomplete or partly incorrect; </w:t>
+        <w:t xml:space="preserve">: present but vague, incomplete or partly incorrect. </w:t>
       </w:r>
       <w:r>
         <w:rPr>
@@ -229,7 +232,7 @@
         <w:t>Missing</w:t>
       </w:r>
       <w:r>
-        <w:t xml:space="preserve"> — absent or wholly incorrect.</w:t>
+        <w:t>: absent or wholly incorrect.</w:t>
       </w:r>
     </w:p>
     <w:p>
@@ -245,7 +248,7 @@
         <w:pStyle w:val="Heading2"/>
       </w:pPr>
       <w:r>
-        <w:t>Part 1 — Sessions 1–2 (Ask; Find and read)</w:t>
+        <w:t>Part 1: Sessions 1–2 (Ask; Find and read)</w:t>
       </w:r>
     </w:p>
     <w:tbl>
@@ -778,7 +781,7 @@
         <w:pStyle w:val="Heading2"/>
       </w:pPr>
       <w:r>
-        <w:t>Part 2 — Sessions 3–4 (Design; Bias and effect)</w:t>
+        <w:t>Part 2: Sessions 3–4 (Design; Bias and effect)</w:t>
       </w:r>
     </w:p>
     <w:tbl>
@@ -1324,7 +1327,7 @@
         <w:pStyle w:val="Heading2"/>
       </w:pPr>
       <w:r>
-        <w:t>Part 3 — Sessions 5–6 (Data; Analyse)</w:t>
+        <w:t>Part 3: Sessions 5–6 (Data; Analyse)</w:t>
       </w:r>
     </w:p>
     <w:tbl>
@@ -1736,7 +1739,7 @@
         <w:pStyle w:val="Heading2"/>
       </w:pPr>
       <w:r>
-        <w:t>Part 4 — Session 7 (Protect and write)</w:t>
+        <w:t>Part 4: Session 7 (Protect and write)</w:t>
       </w:r>
     </w:p>
     <w:tbl>
@@ -2450,7 +2453,7 @@
     </w:p>
     <w:p>
       <w:r>
-        <w:t xml:space="preserve">Score the 6-minute proposal presentation only; the 1-minute manuscript pitch is not scored (the manuscript has its own rubric, </w:t>
+        <w:t xml:space="preserve">Score the 6-minute proposal presentation only. The 1-minute manuscript pitch is not scored (the manuscript has its own rubric, </w:t>
       </w:r>
       <w:r>
         <w:rPr>
@@ -2862,7 +2865,7 @@
               <w:rPr>
                 <w:sz w:val="17"/>
               </w:rPr>
-              <w:t>—</w:t>
+              <w:t>Not applicable.</w:t>
             </w:r>
           </w:p>
         </w:tc>
@@ -2983,7 +2986,7 @@
               <w:rPr>
                 <w:sz w:val="17"/>
               </w:rPr>
-              <w:t>—</w:t>
+              <w:t>Not applicable.</w:t>
             </w:r>
           </w:p>
         </w:tc>
@@ -3109,7 +3112,7 @@
               <w:rPr>
                 <w:sz w:val="17"/>
               </w:rPr>
-              <w:t>—</w:t>
+              <w:t>Not applicable.</w:t>
             </w:r>
           </w:p>
         </w:tc>
@@ -3230,7 +3233,7 @@
               <w:rPr>
                 <w:sz w:val="17"/>
               </w:rPr>
-              <w:t>—</w:t>
+              <w:t>Not applicable.</w:t>
             </w:r>
           </w:p>
         </w:tc>
@@ -3392,7 +3395,7 @@
               <w:rPr>
                 <w:sz w:val="17"/>
               </w:rPr>
-              <w:t>Strong proposal — ready to develop into a full protocol with the research office.</w:t>
+              <w:t>Strong proposal, ready to develop into a full protocol with the research office.</w:t>
             </w:r>
           </w:p>
         </w:tc>
@@ -3445,7 +3448,7 @@
               <w:rPr>
                 <w:sz w:val="17"/>
               </w:rPr>
-              <w:t>Good proposal — revise the flagged sections before taking it further.</w:t>
+              <w:t>Good proposal. Revise the flagged sections before taking it further.</w:t>
             </w:r>
           </w:p>
         </w:tc>
@@ -3496,7 +3499,7 @@
               <w:rPr>
                 <w:sz w:val="17"/>
               </w:rPr>
-              <w:t>Promising idea — the question or design needs rethinking before it can go further.</w:t>
+              <w:t>Promising idea, but the question or design needs rethinking before it can go further.</w:t>
             </w:r>
           </w:p>
         </w:tc>
@@ -3547,7 +3550,7 @@
               <w:rPr>
                 <w:sz w:val="17"/>
               </w:rPr>
-              <w:t>Major revision needed — meet an instructor to agree the next steps.</w:t>
+              <w:t>Major revision needed. Meet an instructor to agree the next steps.</w:t>
             </w:r>
           </w:p>
         </w:tc>
@@ -3579,7 +3582,7 @@
         <w:pStyle w:val="ListBullet"/>
       </w:pPr>
       <w:r>
-        <w:t>An RCT proposed where randomisation is unethical or impossible — or a cohort where a simple RCT would be feasible.</w:t>
+        <w:t>An RCT proposed where randomisation is unethical or impossible, or a cohort where a simple RCT would be feasible.</w:t>
       </w:r>
     </w:p>
     <w:p>
@@ -3672,7 +3675,7 @@
         <w:pStyle w:val="Heading1"/>
       </w:pPr>
       <w:r>
-        <w:t>Feedback form — group presentation (one per group)</w:t>
+        <w:t>Feedback form: group presentation (one per group)</w:t>
       </w:r>
     </w:p>
     <w:p>
@@ -3723,7 +3726,7 @@
         <w:rPr>
           <w:b/>
         </w:rPr>
-        <w:t>Slide by slide — tick one box per slide</w:t>
+        <w:t>Slide by slide (tick one box per slide)</w:t>
       </w:r>
     </w:p>
     <w:tbl>
@@ -4459,7 +4462,7 @@
         <w:rPr>
           <w:b/>
         </w:rPr>
-        <w:t>Star 1 — something specific that was strong:</w:t>
+        <w:t>Star 1 (something specific that was strong):</w:t>
       </w:r>
     </w:p>
     <w:p>
@@ -4478,7 +4481,7 @@
         <w:rPr>
           <w:b/>
         </w:rPr>
-        <w:t>Star 2 — something else that was strong:</w:t>
+        <w:t>Star 2 (something else that was strong):</w:t>
       </w:r>
     </w:p>
     <w:p>
@@ -4497,7 +4500,7 @@
         <w:rPr>
           <w:b/>
         </w:rPr>
-        <w:t>Wish — the one change that would most improve the written proposal:</w:t>
+        <w:t>Wish (the one change that would most improve the written proposal):</w:t>
       </w:r>
     </w:p>
     <w:p>
@@ -4540,7 +4543,7 @@
         <w:rPr>
           <w:b/>
         </w:rPr>
-        <w:t>Instructor only — presentation score (criteria 12–16):</w:t>
+        <w:t>Presentation score, instructor only (criteria 12–16):</w:t>
       </w:r>
       <w:r>
         <w:t xml:space="preserve"> ___ + ___ + ___ + ___ + ___ = ______ / 30</w:t>
@@ -4635,7 +4638,7 @@
         <w:color w:val="04242F"/>
         <w:sz w:val="16"/>
       </w:rPr>
-      <w:t>Foundations of Clinical Research — Level 1  ·  Proposal rubric and feedback form</w:t>
+      <w:t>Foundations of Clinical Research · Level 1  ·  Proposal rubric and feedback form</w:t>
     </w:r>
     <w:r>
       <w:tab/>

--- a/en/files/assignments/Proposal_Rubric.docx
+++ b/en/files/assignments/Proposal_Rubric.docx
@@ -2355,7 +2355,7 @@
               <w:rPr>
                 <w:sz w:val="17"/>
               </w:rPr>
-              <w:t>Parts agree with each other (same question, outcome, population and title throughout); plain language; within ~6 pages; template used; references managed consistently; AI use statement if relevant.</w:t>
+              <w:t>Parts agree with each other (same question, outcome, population and title throughout); plain language; within about 6–8 pages; template used; references managed consistently; AI use statement if relevant.</w:t>
             </w:r>
           </w:p>
         </w:tc>

--- a/en/files/assignments/Proposal_Rubric.docx
+++ b/en/files/assignments/Proposal_Rubric.docx
@@ -7,7 +7,7 @@
         <w:pStyle w:val="Title"/>
       </w:pPr>
       <w:r>
-        <w:t>Group Proposal: Marking Rubric and Feedback Form</w:t>
+        <w:t>Research Proposal: Marking Rubric and Feedback Form</w:t>
       </w:r>
     </w:p>
     <w:p>
@@ -46,7 +46,49 @@
         <w:t>Total:</w:t>
       </w:r>
       <w:r>
-        <w:t xml:space="preserve"> 100 points: written proposal and publication plan 70 + presentation 30</w:t>
+        <w:t xml:space="preserve"> 100 points for everyone, worked out in one of two ways:</w:t>
+      </w:r>
+    </w:p>
+    <w:p>
+      <w:pPr>
+        <w:pStyle w:val="ListBullet"/>
+      </w:pPr>
+      <w:r>
+        <w:rPr>
+          <w:b/>
+        </w:rPr>
+        <w:t>Presenters</w:t>
+      </w:r>
+      <w:r>
+        <w:t xml:space="preserve"> (the about 5 volunteers who present in Session 8): written proposal and publication plan 70 + presentation 30 = 100.</w:t>
+      </w:r>
+    </w:p>
+    <w:p>
+      <w:pPr>
+        <w:pStyle w:val="ListBullet"/>
+      </w:pPr>
+      <w:r>
+        <w:rPr>
+          <w:b/>
+        </w:rPr>
+        <w:t>Non-presenters</w:t>
+      </w:r>
+      <w:r>
+        <w:t xml:space="preserve"> (everyone else): written proposal and publication plan only, scaled to 100: </w:t>
+      </w:r>
+      <w:r>
+        <w:rPr>
+          <w:b/>
+        </w:rPr>
+        <w:t>total = written subtotal (out of 70) × 100 / 70</w:t>
+      </w:r>
+      <w:r>
+        <w:t>, rounded to the nearest whole point. Example: 49 / 70 gives 70 / 100.</w:t>
+      </w:r>
+    </w:p>
+    <w:p>
+      <w:r>
+        <w:t>The slides that non-presenters submit are not scored; the instructor reads them only to check that they match the written proposal. Always report the written subtotal (out of 70) as well, so that everyone can be compared on the same written work.</w:t>
       </w:r>
     </w:p>
     <w:p>
@@ -87,7 +129,7 @@
         <w:rPr>
           <w:b/>
         </w:rPr>
-        <w:t>The marks are formative. They help groups improve their proposal and help instructors see which parts of the course need strengthening. Reward clear thinking and honesty about limitations over polish. A simple, feasible study planned well scores higher than an ambitious study planned vaguely.</w:t>
+        <w:t>The marks are formative. They help participants improve their proposal and help instructors see which parts of the course need strengthening. Presenting is voluntary and never lowers a score. Reward clear thinking and honesty about limitations over polish. A simple, feasible study planned well scores higher than an ambitious study planned vaguely.</w:t>
       </w:r>
       <w:r/>
     </w:p>
@@ -248,7 +290,7 @@
         <w:pStyle w:val="Heading2"/>
       </w:pPr>
       <w:r>
-        <w:t>Part 1: Sessions 1–2 (Ask; Find and read)</w:t>
+        <w:t>Part 1: Sessions 1 and 2 (Ask; Find and read)</w:t>
       </w:r>
     </w:p>
     <w:tbl>
@@ -781,7 +823,7 @@
         <w:pStyle w:val="Heading2"/>
       </w:pPr>
       <w:r>
-        <w:t>Part 2: Sessions 3–4 (Design; Bias and effect)</w:t>
+        <w:t>Part 2: Sessions 3 and 4 (Design; Bias and effect)</w:t>
       </w:r>
     </w:p>
     <w:tbl>
@@ -1327,7 +1369,7 @@
         <w:pStyle w:val="Heading2"/>
       </w:pPr>
       <w:r>
-        <w:t>Part 3: Sessions 5–6 (Data; Analyse)</w:t>
+        <w:t>Part 3: Sessions 5 and 6 (Data; Analyse)</w:t>
       </w:r>
     </w:p>
     <w:tbl>
@@ -2448,23 +2490,12 @@
         <w:pStyle w:val="Heading1"/>
       </w:pPr>
       <w:r>
-        <w:t>B. Presentation in Session 8 (30 points)</w:t>
+        <w:t>B. Presentation in Session 8 (30 points, presenters only)</w:t>
       </w:r>
     </w:p>
     <w:p>
       <w:r>
-        <w:t xml:space="preserve">Score the 6-minute proposal presentation only. The 1-minute manuscript pitch is not scored (the manuscript has its own rubric, </w:t>
-      </w:r>
-      <w:r>
-        <w:rPr>
-          <w:rFonts w:ascii="Consolas" w:hAnsi="Consolas" w:cs="Consolas" w:eastAsia="Consolas"/>
-          <w:color w:val="0B376C"/>
-          <w:sz w:val="19"/>
-        </w:rPr>
-        <w:t>Manuscript_Rubric.pdf</w:t>
-      </w:r>
-      <w:r>
-        <w:t>).</w:t>
+        <w:t>Score the 6-minute proposal presentation of the volunteers only. Skip this section for non-presenters and use the scaling rule above.</w:t>
       </w:r>
     </w:p>
     <w:tbl>
@@ -2793,7 +2824,7 @@
               <w:rPr>
                 <w:sz w:val="17"/>
               </w:rPr>
-              <w:t>Message understandable to every profession in the room; one message per slide.</w:t>
+              <w:t>Message understandable to every health professional in the class; one message per slide.</w:t>
             </w:r>
           </w:p>
         </w:tc>
@@ -2917,7 +2948,7 @@
               <w:rPr>
                 <w:sz w:val="17"/>
               </w:rPr>
-              <w:t>Readable from the back; pictures, tables or diagrams instead of text blocks (PICO table, flow, timeline).</w:t>
+              <w:t>Readable on a shared screen (laptop size); pictures, tables or diagrams instead of text blocks (PICO table, flow, timeline).</w:t>
             </w:r>
           </w:p>
         </w:tc>
@@ -3141,7 +3172,7 @@
                 <w:b/>
                 <w:sz w:val="17"/>
               </w:rPr>
-              <w:t>16. Questions &amp; teamwork</w:t>
+              <w:t>16. Questions &amp; discussion</w:t>
             </w:r>
           </w:p>
         </w:tc>
@@ -3164,7 +3195,7 @@
               <w:rPr>
                 <w:sz w:val="17"/>
               </w:rPr>
-              <w:t>Answers questions directly and honestly; several members contribute; acknowledges limitations.</w:t>
+              <w:t>Answers questions directly and honestly; acknowledges limitations; responds to the chat.</w:t>
             </w:r>
           </w:p>
         </w:tc>
@@ -3187,7 +3218,7 @@
               <w:rPr>
                 <w:sz w:val="17"/>
               </w:rPr>
-              <w:t>Answers adequately; one or two members carry the presentation.</w:t>
+              <w:t>Answers adequately; some questions only partly answered.</w:t>
             </w:r>
           </w:p>
         </w:tc>
@@ -3260,10 +3291,21 @@
         <w:rPr>
           <w:b/>
         </w:rPr>
-        <w:t>Total:</w:t>
+        <w:t>Total, presenters:</w:t>
       </w:r>
       <w:r>
-        <w:t xml:space="preserve"> ______ / 100</w:t>
+        <w:t xml:space="preserve"> written ______ / 70 + presentation ______ / 30 = ______ / 100</w:t>
+      </w:r>
+    </w:p>
+    <w:p>
+      <w:r>
+        <w:rPr>
+          <w:b/>
+        </w:rPr>
+        <w:t>Total, non-presenters:</w:t>
+      </w:r>
+      <w:r>
+        <w:t xml:space="preserve"> written ______ / 70 × 100 / 70 = ______ / 100</w:t>
       </w:r>
     </w:p>
     <w:p>
@@ -3288,8 +3330,8 @@
         <w:tblLook w:firstColumn="1" w:firstRow="1" w:lastColumn="0" w:lastRow="0" w:noHBand="0" w:noVBand="1" w:val="04A0"/>
       </w:tblPr>
       <w:tblGrid>
-        <w:gridCol w:w="935"/>
-        <w:gridCol w:w="8476"/>
+        <w:gridCol w:w="1138"/>
+        <w:gridCol w:w="8273"/>
       </w:tblGrid>
       <w:tr>
         <w:trPr>
@@ -3298,7 +3340,7 @@
         </w:trPr>
         <w:tc>
           <w:tcPr>
-            <w:tcW w:type="dxa" w:w="935"/>
+            <w:tcW w:type="dxa" w:w="1138"/>
             <w:tcBorders>
               <w:top w:val="single" w:sz="4" w:color="04242F"/>
               <w:left w:val="single" w:sz="4" w:color="04242F"/>
@@ -3324,7 +3366,7 @@
         </w:tc>
         <w:tc>
           <w:tcPr>
-            <w:tcW w:type="dxa" w:w="8476"/>
+            <w:tcW w:type="dxa" w:w="8273"/>
             <w:tcBorders>
               <w:top w:val="single" w:sz="4" w:color="04242F"/>
               <w:left w:val="single" w:sz="4" w:color="04242F"/>
@@ -3355,7 +3397,7 @@
         </w:trPr>
         <w:tc>
           <w:tcPr>
-            <w:tcW w:type="dxa" w:w="935"/>
+            <w:tcW w:type="dxa" w:w="1138"/>
             <w:tcBorders>
               <w:top w:val="single" w:sz="4" w:color="D5DDE1"/>
               <w:left w:val="single" w:sz="4" w:color="D5DDE1"/>
@@ -3372,13 +3414,13 @@
               <w:rPr>
                 <w:sz w:val="17"/>
               </w:rPr>
-              <w:t>80–100</w:t>
+              <w:t>80 to 100</w:t>
             </w:r>
           </w:p>
         </w:tc>
         <w:tc>
           <w:tcPr>
-            <w:tcW w:type="dxa" w:w="8476"/>
+            <w:tcW w:type="dxa" w:w="8273"/>
             <w:tcBorders>
               <w:top w:val="single" w:sz="4" w:color="D5DDE1"/>
               <w:left w:val="single" w:sz="4" w:color="D5DDE1"/>
@@ -3406,7 +3448,7 @@
         </w:trPr>
         <w:tc>
           <w:tcPr>
-            <w:tcW w:type="dxa" w:w="935"/>
+            <w:tcW w:type="dxa" w:w="1138"/>
             <w:tcBorders>
               <w:top w:val="single" w:sz="4" w:color="D5DDE1"/>
               <w:left w:val="single" w:sz="4" w:color="D5DDE1"/>
@@ -3424,13 +3466,13 @@
               <w:rPr>
                 <w:sz w:val="17"/>
               </w:rPr>
-              <w:t>60–79</w:t>
+              <w:t>60 to 79</w:t>
             </w:r>
           </w:p>
         </w:tc>
         <w:tc>
           <w:tcPr>
-            <w:tcW w:type="dxa" w:w="8476"/>
+            <w:tcW w:type="dxa" w:w="8273"/>
             <w:tcBorders>
               <w:top w:val="single" w:sz="4" w:color="D5DDE1"/>
               <w:left w:val="single" w:sz="4" w:color="D5DDE1"/>
@@ -3459,7 +3501,7 @@
         </w:trPr>
         <w:tc>
           <w:tcPr>
-            <w:tcW w:type="dxa" w:w="935"/>
+            <w:tcW w:type="dxa" w:w="1138"/>
             <w:tcBorders>
               <w:top w:val="single" w:sz="4" w:color="D5DDE1"/>
               <w:left w:val="single" w:sz="4" w:color="D5DDE1"/>
@@ -3476,13 +3518,13 @@
               <w:rPr>
                 <w:sz w:val="17"/>
               </w:rPr>
-              <w:t>40–59</w:t>
+              <w:t>40 to 59</w:t>
             </w:r>
           </w:p>
         </w:tc>
         <w:tc>
           <w:tcPr>
-            <w:tcW w:type="dxa" w:w="8476"/>
+            <w:tcW w:type="dxa" w:w="8273"/>
             <w:tcBorders>
               <w:top w:val="single" w:sz="4" w:color="D5DDE1"/>
               <w:left w:val="single" w:sz="4" w:color="D5DDE1"/>
@@ -3510,7 +3552,7 @@
         </w:trPr>
         <w:tc>
           <w:tcPr>
-            <w:tcW w:type="dxa" w:w="935"/>
+            <w:tcW w:type="dxa" w:w="1138"/>
             <w:tcBorders>
               <w:top w:val="single" w:sz="4" w:color="D5DDE1"/>
               <w:left w:val="single" w:sz="4" w:color="D5DDE1"/>
@@ -3533,7 +3575,7 @@
         </w:tc>
         <w:tc>
           <w:tcPr>
-            <w:tcW w:type="dxa" w:w="8476"/>
+            <w:tcW w:type="dxa" w:w="8273"/>
             <w:tcBorders>
               <w:top w:val="single" w:sz="4" w:color="D5DDE1"/>
               <w:left w:val="single" w:sz="4" w:color="D5DDE1"/>
@@ -3675,7 +3717,7 @@
         <w:pStyle w:val="Heading1"/>
       </w:pPr>
       <w:r>
-        <w:t>Feedback form: group presentation (one per group)</w:t>
+        <w:t>Feedback form: proposal presentation (one per presenter)</w:t>
       </w:r>
     </w:p>
     <w:p>
@@ -3683,10 +3725,10 @@
         <w:rPr>
           <w:b/>
         </w:rPr>
-        <w:t>Presenting group:</w:t>
+        <w:t>Presenter:</w:t>
       </w:r>
       <w:r>
-        <w:t xml:space="preserve"> ______  </w:t>
+        <w:t xml:space="preserve"> ______________  </w:t>
       </w:r>
       <w:r>
         <w:rPr>
@@ -3695,7 +3737,7 @@
         <w:t>Reviewer:</w:t>
       </w:r>
       <w:r>
-        <w:t xml:space="preserve"> ☐ Instructor ☐ Peer group no. ______  </w:t>
+        <w:t xml:space="preserve"> ☐ Instructor ☐ Co-instructor  </w:t>
       </w:r>
       <w:r>
         <w:rPr>
@@ -3715,7 +3757,7 @@
         <w:t>Time taken:</w:t>
       </w:r>
       <w:r>
-        <w:t xml:space="preserve"> ______ min  ☐ Green ☐ Yellow ☐ Red card reached</w:t>
+        <w:t xml:space="preserve"> ______ min  ☐ 4-minute ☐ 5-minute ☐ 6-minute time signal reached</w:t>
       </w:r>
     </w:p>
     <w:p>
@@ -3743,10 +3785,10 @@
         <w:tblLook w:firstColumn="1" w:firstRow="1" w:lastColumn="0" w:lastRow="0" w:noHBand="0" w:noVBand="1" w:val="04A0"/>
       </w:tblPr>
       <w:tblGrid>
-        <w:gridCol w:w="6248"/>
-        <w:gridCol w:w="1054"/>
-        <w:gridCol w:w="1054"/>
-        <w:gridCol w:w="1054"/>
+        <w:gridCol w:w="6306"/>
+        <w:gridCol w:w="1028"/>
+        <w:gridCol w:w="1028"/>
+        <w:gridCol w:w="1048"/>
       </w:tblGrid>
       <w:tr>
         <w:trPr>
@@ -3755,7 +3797,7 @@
         </w:trPr>
         <w:tc>
           <w:tcPr>
-            <w:tcW w:type="dxa" w:w="6248"/>
+            <w:tcW w:type="dxa" w:w="6305"/>
             <w:tcBorders>
               <w:top w:val="single" w:sz="4" w:color="04242F"/>
               <w:left w:val="single" w:sz="4" w:color="04242F"/>
@@ -3781,7 +3823,7 @@
         </w:tc>
         <w:tc>
           <w:tcPr>
-            <w:tcW w:type="dxa" w:w="1054"/>
+            <w:tcW w:type="dxa" w:w="1028"/>
             <w:tcBorders>
               <w:top w:val="single" w:sz="4" w:color="04242F"/>
               <w:left w:val="single" w:sz="4" w:color="04242F"/>
@@ -3807,7 +3849,7 @@
         </w:tc>
         <w:tc>
           <w:tcPr>
-            <w:tcW w:type="dxa" w:w="1054"/>
+            <w:tcW w:type="dxa" w:w="1028"/>
             <w:tcBorders>
               <w:top w:val="single" w:sz="4" w:color="04242F"/>
               <w:left w:val="single" w:sz="4" w:color="04242F"/>
@@ -3833,7 +3875,7 @@
         </w:tc>
         <w:tc>
           <w:tcPr>
-            <w:tcW w:type="dxa" w:w="1054"/>
+            <w:tcW w:type="dxa" w:w="1049"/>
             <w:tcBorders>
               <w:top w:val="single" w:sz="4" w:color="04242F"/>
               <w:left w:val="single" w:sz="4" w:color="04242F"/>
@@ -3864,7 +3906,7 @@
         </w:trPr>
         <w:tc>
           <w:tcPr>
-            <w:tcW w:type="dxa" w:w="6248"/>
+            <w:tcW w:type="dxa" w:w="6305"/>
             <w:tcBorders>
               <w:top w:val="single" w:sz="4" w:color="D5DDE1"/>
               <w:left w:val="single" w:sz="4" w:color="D5DDE1"/>
@@ -3881,13 +3923,13 @@
               <w:rPr>
                 <w:sz w:val="17"/>
               </w:rPr>
-              <w:t>1. Title &amp; team</w:t>
+              <w:t>1. Title &amp; presenter</w:t>
             </w:r>
           </w:p>
         </w:tc>
         <w:tc>
           <w:tcPr>
-            <w:tcW w:type="dxa" w:w="1054"/>
+            <w:tcW w:type="dxa" w:w="1028"/>
             <w:tcBorders>
               <w:top w:val="single" w:sz="4" w:color="D5DDE1"/>
               <w:left w:val="single" w:sz="4" w:color="D5DDE1"/>
@@ -3910,7 +3952,7 @@
         </w:tc>
         <w:tc>
           <w:tcPr>
-            <w:tcW w:type="dxa" w:w="1054"/>
+            <w:tcW w:type="dxa" w:w="1028"/>
             <w:tcBorders>
               <w:top w:val="single" w:sz="4" w:color="D5DDE1"/>
               <w:left w:val="single" w:sz="4" w:color="D5DDE1"/>
@@ -3933,7 +3975,7 @@
         </w:tc>
         <w:tc>
           <w:tcPr>
-            <w:tcW w:type="dxa" w:w="1054"/>
+            <w:tcW w:type="dxa" w:w="1049"/>
             <w:tcBorders>
               <w:top w:val="single" w:sz="4" w:color="D5DDE1"/>
               <w:left w:val="single" w:sz="4" w:color="D5DDE1"/>
@@ -3961,7 +4003,7 @@
         </w:trPr>
         <w:tc>
           <w:tcPr>
-            <w:tcW w:type="dxa" w:w="6248"/>
+            <w:tcW w:type="dxa" w:w="6305"/>
             <w:tcBorders>
               <w:top w:val="single" w:sz="4" w:color="D5DDE1"/>
               <w:left w:val="single" w:sz="4" w:color="D5DDE1"/>
@@ -3985,7 +4027,7 @@
         </w:tc>
         <w:tc>
           <w:tcPr>
-            <w:tcW w:type="dxa" w:w="1054"/>
+            <w:tcW w:type="dxa" w:w="1028"/>
             <w:tcBorders>
               <w:top w:val="single" w:sz="4" w:color="D5DDE1"/>
               <w:left w:val="single" w:sz="4" w:color="D5DDE1"/>
@@ -4009,7 +4051,7 @@
         </w:tc>
         <w:tc>
           <w:tcPr>
-            <w:tcW w:type="dxa" w:w="1054"/>
+            <w:tcW w:type="dxa" w:w="1028"/>
             <w:tcBorders>
               <w:top w:val="single" w:sz="4" w:color="D5DDE1"/>
               <w:left w:val="single" w:sz="4" w:color="D5DDE1"/>
@@ -4033,7 +4075,7 @@
         </w:tc>
         <w:tc>
           <w:tcPr>
-            <w:tcW w:type="dxa" w:w="1054"/>
+            <w:tcW w:type="dxa" w:w="1049"/>
             <w:tcBorders>
               <w:top w:val="single" w:sz="4" w:color="D5DDE1"/>
               <w:left w:val="single" w:sz="4" w:color="D5DDE1"/>
@@ -4062,7 +4104,7 @@
         </w:trPr>
         <w:tc>
           <w:tcPr>
-            <w:tcW w:type="dxa" w:w="6248"/>
+            <w:tcW w:type="dxa" w:w="6305"/>
             <w:tcBorders>
               <w:top w:val="single" w:sz="4" w:color="D5DDE1"/>
               <w:left w:val="single" w:sz="4" w:color="D5DDE1"/>
@@ -4085,7 +4127,7 @@
         </w:tc>
         <w:tc>
           <w:tcPr>
-            <w:tcW w:type="dxa" w:w="1054"/>
+            <w:tcW w:type="dxa" w:w="1028"/>
             <w:tcBorders>
               <w:top w:val="single" w:sz="4" w:color="D5DDE1"/>
               <w:left w:val="single" w:sz="4" w:color="D5DDE1"/>
@@ -4108,7 +4150,7 @@
         </w:tc>
         <w:tc>
           <w:tcPr>
-            <w:tcW w:type="dxa" w:w="1054"/>
+            <w:tcW w:type="dxa" w:w="1028"/>
             <w:tcBorders>
               <w:top w:val="single" w:sz="4" w:color="D5DDE1"/>
               <w:left w:val="single" w:sz="4" w:color="D5DDE1"/>
@@ -4131,7 +4173,7 @@
         </w:tc>
         <w:tc>
           <w:tcPr>
-            <w:tcW w:type="dxa" w:w="1054"/>
+            <w:tcW w:type="dxa" w:w="1049"/>
             <w:tcBorders>
               <w:top w:val="single" w:sz="4" w:color="D5DDE1"/>
               <w:left w:val="single" w:sz="4" w:color="D5DDE1"/>
@@ -4159,7 +4201,7 @@
         </w:trPr>
         <w:tc>
           <w:tcPr>
-            <w:tcW w:type="dxa" w:w="6248"/>
+            <w:tcW w:type="dxa" w:w="6305"/>
             <w:tcBorders>
               <w:top w:val="single" w:sz="4" w:color="D5DDE1"/>
               <w:left w:val="single" w:sz="4" w:color="D5DDE1"/>
@@ -4183,7 +4225,7 @@
         </w:tc>
         <w:tc>
           <w:tcPr>
-            <w:tcW w:type="dxa" w:w="1054"/>
+            <w:tcW w:type="dxa" w:w="1028"/>
             <w:tcBorders>
               <w:top w:val="single" w:sz="4" w:color="D5DDE1"/>
               <w:left w:val="single" w:sz="4" w:color="D5DDE1"/>
@@ -4207,7 +4249,7 @@
         </w:tc>
         <w:tc>
           <w:tcPr>
-            <w:tcW w:type="dxa" w:w="1054"/>
+            <w:tcW w:type="dxa" w:w="1028"/>
             <w:tcBorders>
               <w:top w:val="single" w:sz="4" w:color="D5DDE1"/>
               <w:left w:val="single" w:sz="4" w:color="D5DDE1"/>
@@ -4231,7 +4273,7 @@
         </w:tc>
         <w:tc>
           <w:tcPr>
-            <w:tcW w:type="dxa" w:w="1054"/>
+            <w:tcW w:type="dxa" w:w="1049"/>
             <w:tcBorders>
               <w:top w:val="single" w:sz="4" w:color="D5DDE1"/>
               <w:left w:val="single" w:sz="4" w:color="D5DDE1"/>
@@ -4260,7 +4302,7 @@
         </w:trPr>
         <w:tc>
           <w:tcPr>
-            <w:tcW w:type="dxa" w:w="6248"/>
+            <w:tcW w:type="dxa" w:w="6305"/>
             <w:tcBorders>
               <w:top w:val="single" w:sz="4" w:color="D5DDE1"/>
               <w:left w:val="single" w:sz="4" w:color="D5DDE1"/>
@@ -4283,7 +4325,7 @@
         </w:tc>
         <w:tc>
           <w:tcPr>
-            <w:tcW w:type="dxa" w:w="1054"/>
+            <w:tcW w:type="dxa" w:w="1028"/>
             <w:tcBorders>
               <w:top w:val="single" w:sz="4" w:color="D5DDE1"/>
               <w:left w:val="single" w:sz="4" w:color="D5DDE1"/>
@@ -4306,7 +4348,7 @@
         </w:tc>
         <w:tc>
           <w:tcPr>
-            <w:tcW w:type="dxa" w:w="1054"/>
+            <w:tcW w:type="dxa" w:w="1028"/>
             <w:tcBorders>
               <w:top w:val="single" w:sz="4" w:color="D5DDE1"/>
               <w:left w:val="single" w:sz="4" w:color="D5DDE1"/>
@@ -4329,7 +4371,7 @@
         </w:tc>
         <w:tc>
           <w:tcPr>
-            <w:tcW w:type="dxa" w:w="1054"/>
+            <w:tcW w:type="dxa" w:w="1049"/>
             <w:tcBorders>
               <w:top w:val="single" w:sz="4" w:color="D5DDE1"/>
               <w:left w:val="single" w:sz="4" w:color="D5DDE1"/>
@@ -4357,7 +4399,7 @@
         </w:trPr>
         <w:tc>
           <w:tcPr>
-            <w:tcW w:type="dxa" w:w="6248"/>
+            <w:tcW w:type="dxa" w:w="6305"/>
             <w:tcBorders>
               <w:top w:val="single" w:sz="4" w:color="D5DDE1"/>
               <w:left w:val="single" w:sz="4" w:color="D5DDE1"/>
@@ -4380,7 +4422,7 @@
         </w:tc>
         <w:tc>
           <w:tcPr>
-            <w:tcW w:type="dxa" w:w="1054"/>
+            <w:tcW w:type="dxa" w:w="1028"/>
             <w:tcBorders>
               <w:top w:val="single" w:sz="4" w:color="D5DDE1"/>
               <w:left w:val="single" w:sz="4" w:color="D5DDE1"/>
@@ -4403,7 +4445,7 @@
         </w:tc>
         <w:tc>
           <w:tcPr>
-            <w:tcW w:type="dxa" w:w="1054"/>
+            <w:tcW w:type="dxa" w:w="1028"/>
             <w:tcBorders>
               <w:top w:val="single" w:sz="4" w:color="D5DDE1"/>
               <w:left w:val="single" w:sz="4" w:color="D5DDE1"/>
@@ -4426,7 +4468,7 @@
         </w:tc>
         <w:tc>
           <w:tcPr>
-            <w:tcW w:type="dxa" w:w="1054"/>
+            <w:tcW w:type="dxa" w:w="1049"/>
             <w:tcBorders>
               <w:top w:val="single" w:sz="4" w:color="D5DDE1"/>
               <w:left w:val="single" w:sz="4" w:color="D5DDE1"/>
@@ -4527,7 +4569,7 @@
         <w:rPr>
           <w:b/>
         </w:rPr>
-        <w:t>One question we would ask the group:</w:t>
+        <w:t>One question we would ask the presenter:</w:t>
       </w:r>
     </w:p>
     <w:p>
@@ -4543,7 +4585,7 @@
         <w:rPr>
           <w:b/>
         </w:rPr>
-        <w:t>Presentation score, instructor only (criteria 12–16):</w:t>
+        <w:t>Presentation score, instructor only (criteria 12 to 16):</w:t>
       </w:r>
       <w:r>
         <w:t xml:space="preserve"> ___ + ___ + ___ + ___ + ___ = ______ / 30</w:t>

--- a/en/files/assignments/Proposal_Rubric.docx
+++ b/en/files/assignments/Proposal_Rubric.docx
@@ -88,7 +88,7 @@
     </w:p>
     <w:p>
       <w:r>
-        <w:t>The slides that non-presenters submit are not scored; the instructor reads them only to check that they match the written proposal. Always report the written subtotal (out of 70) as well, so that everyone can be compared on the same written work.</w:t>
+        <w:t>Slides from non-presenters are not scored. Always report the written subtotal (out of 70) as well.</w:t>
       </w:r>
     </w:p>
     <w:p>
@@ -126,12 +126,8 @@
         <w:pStyle w:val="KeyFindings"/>
       </w:pPr>
       <w:r>
-        <w:rPr>
-          <w:b/>
-        </w:rPr>
-        <w:t>The marks are formative. They help participants improve their proposal and help instructors see which parts of the course need strengthening. Presenting is voluntary and never lowers a score. Reward clear thinking and honesty about limitations over polish. A simple, feasible study planned well scores higher than an ambitious study planned vaguely.</w:t>
+        <w:t>Not presenting does not lower the score. Reward clear thinking and honesty about limitations over polish.</w:t>
       </w:r>
-      <w:r/>
     </w:p>
     <w:p>
       <w:pPr>
@@ -207,7 +203,7 @@
         <w:t>one comment per criterion that loses points</w:t>
       </w:r>
       <w:r>
-        <w:t>, saying what to add or change. These comments are the most valuable part of the feedback.</w:t>
+        <w:t>, saying what to add or change.</w:t>
       </w:r>
     </w:p>
     <w:p>
@@ -2824,7 +2820,7 @@
               <w:rPr>
                 <w:sz w:val="17"/>
               </w:rPr>
-              <w:t>Message understandable to every health professional in the class; one message per slide.</w:t>
+              <w:t>Message understandable to everyone in the class; one message per slide.</w:t>
             </w:r>
           </w:p>
         </w:tc>
@@ -4504,7 +4500,7 @@
         <w:rPr>
           <w:b/>
         </w:rPr>
-        <w:t>Star 1 (something specific that was strong):</w:t>
+        <w:t>Something specific that was strong:</w:t>
       </w:r>
     </w:p>
     <w:p>
@@ -4523,7 +4519,7 @@
         <w:rPr>
           <w:b/>
         </w:rPr>
-        <w:t>Star 2 (something else that was strong):</w:t>
+        <w:t>Something else that was strong:</w:t>
       </w:r>
     </w:p>
     <w:p>
@@ -4542,7 +4538,7 @@
         <w:rPr>
           <w:b/>
         </w:rPr>
-        <w:t>Wish (the one change that would most improve the written proposal):</w:t>
+        <w:t>The one change that would most improve the written proposal:</w:t>
       </w:r>
     </w:p>
     <w:p>

--- a/en/files/assignments/Proposal_Rubric.docx
+++ b/en/files/assignments/Proposal_Rubric.docx
@@ -126,7 +126,7 @@
         <w:pStyle w:val="KeyFindings"/>
       </w:pPr>
       <w:r>
-        <w:t>Not presenting does not lower the score. Reward clear thinking and honesty about limitations over polish.</w:t>
+        <w:t>Not presenting does not lower the score.</w:t>
       </w:r>
     </w:p>
     <w:p>
